--- a/1_Active_activity/АД_s/math for life/Описание.docx
+++ b/1_Active_activity/АД_s/math for life/Описание.docx
@@ -143,10 +143,46 @@
         </w:numPr>
       </w:pPr>
       <w:r>
-        <w:t xml:space="preserve">Я начал замечать </w:t>
-      </w:r>
-      <w:r>
-        <w:t>математику  везде</w:t>
+        <w:t>Я начал замечать математику  везде</w:t>
+      </w:r>
+    </w:p>
+    <w:p>
+      <w:pPr>
+        <w:rPr>
+          <w:lang w:val="en-US"/>
+        </w:rPr>
+      </w:pPr>
+    </w:p>
+    <w:p>
+      <w:pPr>
+        <w:pStyle w:val="Heading1"/>
+      </w:pPr>
+      <w:r>
+        <w:t>Описание</w:t>
+      </w:r>
+    </w:p>
+    <w:p>
+      <w:pPr>
+        <w:pStyle w:val="ListParagraph"/>
+        <w:numPr>
+          <w:ilvl w:val="0"/>
+          <w:numId w:val="7"/>
+        </w:numPr>
+      </w:pPr>
+      <w:r>
+        <w:t>Этот раздел нужен для изучения и коспектирования и практики интересных математических штук</w:t>
+      </w:r>
+    </w:p>
+    <w:p>
+      <w:pPr>
+        <w:pStyle w:val="ListParagraph"/>
+        <w:numPr>
+          <w:ilvl w:val="0"/>
+          <w:numId w:val="7"/>
+        </w:numPr>
+      </w:pPr>
+      <w:r>
+        <w:t>А также любые математические начинания связанные с изучением и передачей эстетики математики</w:t>
       </w:r>
     </w:p>
     <w:p/>
@@ -236,6 +272,7 @@
         <w:pStyle w:val="Heading2"/>
       </w:pPr>
       <w:r>
+        <w:lastRenderedPageBreak/>
         <w:t>Развивать математическую интуицию решаю разные типы задач</w:t>
       </w:r>
     </w:p>
@@ -257,10 +294,7 @@
         <w:pStyle w:val="Heading2"/>
       </w:pPr>
       <w:r>
-        <w:t>З</w:t>
-      </w:r>
-      <w:r>
-        <w:t>адачи с собеседований</w:t>
+        <w:t>Задачи с собеседований</w:t>
       </w:r>
     </w:p>
     <w:p/>
@@ -269,7 +303,6 @@
         <w:pStyle w:val="Heading2"/>
       </w:pPr>
       <w:r>
-        <w:lastRenderedPageBreak/>
         <w:t>Решать ОГЭ / ЕГЭ как базовые навыки счета и логики</w:t>
       </w:r>
     </w:p>
@@ -288,6 +321,95 @@
 <file path=word/numbering.xml><?xml version="1.0" encoding="utf-8"?>
 <w:numbering xmlns:wpc="http://schemas.microsoft.com/office/word/2010/wordprocessingCanvas" xmlns:cx="http://schemas.microsoft.com/office/drawing/2014/chartex" xmlns:cx1="http://schemas.microsoft.com/office/drawing/2015/9/8/chartex" xmlns:cx2="http://schemas.microsoft.com/office/drawing/2015/10/21/chartex" xmlns:cx3="http://schemas.microsoft.com/office/drawing/2016/5/9/chartex" xmlns:cx4="http://schemas.microsoft.com/office/drawing/2016/5/10/chartex" xmlns:cx5="http://schemas.microsoft.com/office/drawing/2016/5/11/chartex" xmlns:cx6="http://schemas.microsoft.com/office/drawing/2016/5/12/chartex" xmlns:cx7="http://schemas.microsoft.com/office/drawing/2016/5/13/chartex" xmlns:cx8="http://schemas.microsoft.com/office/drawing/2016/5/14/chartex" xmlns:mc="http://schemas.openxmlformats.org/markup-compatibility/2006" xmlns:aink="http://schemas.microsoft.com/office/drawing/2016/ink" xmlns:am3d="http://schemas.microsoft.com/office/drawing/2017/model3d" xmlns:o="urn:schemas-microsoft-com:office:office" xmlns:oel="http://schemas.microsoft.com/office/2019/extlst" xmlns:r="http://schemas.openxmlformats.org/officeDocument/2006/relationships" xmlns:m="http://schemas.openxmlformats.org/officeDocument/2006/math" xmlns:v="urn:schemas-microsoft-com:vml" xmlns:wp14="http://schemas.microsoft.com/office/word/2010/wordprocessingDrawing" xmlns:wp="http://schemas.openxmlformats.org/drawingml/2006/wordprocessingDrawing" xmlns:w10="urn:schemas-microsoft-com:office:word" xmlns:w="http://schemas.openxmlformats.org/wordprocessingml/2006/main" xmlns:w14="http://schemas.microsoft.com/office/word/2010/wordml" xmlns:w15="http://schemas.microsoft.com/office/word/2012/wordml" xmlns:w16cex="http://schemas.microsoft.com/office/word/2018/wordml/cex" xmlns:w16cid="http://schemas.microsoft.com/office/word/2016/wordml/cid" xmlns:w16="http://schemas.microsoft.com/office/word/2018/wordml" xmlns:w16du="http://schemas.microsoft.com/office/word/2023/wordml/word16du" xmlns:w16sdtdh="http://schemas.microsoft.com/office/word/2020/wordml/sdtdatahash" xmlns:w16sdtfl="http://schemas.microsoft.com/office/word/2024/wordml/sdtformatlock" xmlns:w16se="http://schemas.microsoft.com/office/word/2015/wordml/symex" xmlns:wpg="http://schemas.microsoft.com/office/word/2010/wordprocessingGroup" xmlns:wpi="http://schemas.microsoft.com/office/word/2010/wordprocessingInk" xmlns:wne="http://schemas.microsoft.com/office/word/2006/wordml" xmlns:wps="http://schemas.microsoft.com/office/word/2010/wordprocessingShape" mc:Ignorable="w14 w15 w16se w16cid w16 w16cex w16sdtdh w16sdtfl w16du wp14">
   <w:abstractNum w:abstractNumId="0" w15:restartNumberingAfterBreak="0">
+    <w:nsid w:val="224B4B13"/>
+    <w:multiLevelType w:val="hybridMultilevel"/>
+    <w:tmpl w:val="AEDA508A"/>
+    <w:lvl w:ilvl="0" w:tplc="04190011">
+      <w:start w:val="1"/>
+      <w:numFmt w:val="decimal"/>
+      <w:lvlText w:val="%1)"/>
+      <w:lvlJc w:val="left"/>
+      <w:pPr>
+        <w:ind w:left="720" w:hanging="360"/>
+      </w:pPr>
+      <w:rPr>
+        <w:rFonts w:hint="default"/>
+      </w:rPr>
+    </w:lvl>
+    <w:lvl w:ilvl="1" w:tplc="04190019" w:tentative="1">
+      <w:start w:val="1"/>
+      <w:numFmt w:val="lowerLetter"/>
+      <w:lvlText w:val="%2."/>
+      <w:lvlJc w:val="left"/>
+      <w:pPr>
+        <w:ind w:left="1440" w:hanging="360"/>
+      </w:pPr>
+    </w:lvl>
+    <w:lvl w:ilvl="2" w:tplc="0419001B" w:tentative="1">
+      <w:start w:val="1"/>
+      <w:numFmt w:val="lowerRoman"/>
+      <w:lvlText w:val="%3."/>
+      <w:lvlJc w:val="right"/>
+      <w:pPr>
+        <w:ind w:left="2160" w:hanging="180"/>
+      </w:pPr>
+    </w:lvl>
+    <w:lvl w:ilvl="3" w:tplc="0419000F" w:tentative="1">
+      <w:start w:val="1"/>
+      <w:numFmt w:val="decimal"/>
+      <w:lvlText w:val="%4."/>
+      <w:lvlJc w:val="left"/>
+      <w:pPr>
+        <w:ind w:left="2880" w:hanging="360"/>
+      </w:pPr>
+    </w:lvl>
+    <w:lvl w:ilvl="4" w:tplc="04190019" w:tentative="1">
+      <w:start w:val="1"/>
+      <w:numFmt w:val="lowerLetter"/>
+      <w:lvlText w:val="%5."/>
+      <w:lvlJc w:val="left"/>
+      <w:pPr>
+        <w:ind w:left="3600" w:hanging="360"/>
+      </w:pPr>
+    </w:lvl>
+    <w:lvl w:ilvl="5" w:tplc="0419001B" w:tentative="1">
+      <w:start w:val="1"/>
+      <w:numFmt w:val="lowerRoman"/>
+      <w:lvlText w:val="%6."/>
+      <w:lvlJc w:val="right"/>
+      <w:pPr>
+        <w:ind w:left="4320" w:hanging="180"/>
+      </w:pPr>
+    </w:lvl>
+    <w:lvl w:ilvl="6" w:tplc="0419000F" w:tentative="1">
+      <w:start w:val="1"/>
+      <w:numFmt w:val="decimal"/>
+      <w:lvlText w:val="%7."/>
+      <w:lvlJc w:val="left"/>
+      <w:pPr>
+        <w:ind w:left="5040" w:hanging="360"/>
+      </w:pPr>
+    </w:lvl>
+    <w:lvl w:ilvl="7" w:tplc="04190019" w:tentative="1">
+      <w:start w:val="1"/>
+      <w:numFmt w:val="lowerLetter"/>
+      <w:lvlText w:val="%8."/>
+      <w:lvlJc w:val="left"/>
+      <w:pPr>
+        <w:ind w:left="5760" w:hanging="360"/>
+      </w:pPr>
+    </w:lvl>
+    <w:lvl w:ilvl="8" w:tplc="0419001B" w:tentative="1">
+      <w:start w:val="1"/>
+      <w:numFmt w:val="lowerRoman"/>
+      <w:lvlText w:val="%9."/>
+      <w:lvlJc w:val="right"/>
+      <w:pPr>
+        <w:ind w:left="6480" w:hanging="180"/>
+      </w:pPr>
+    </w:lvl>
+  </w:abstractNum>
+  <w:abstractNum w:abstractNumId="1" w15:restartNumberingAfterBreak="0">
     <w:nsid w:val="5148071E"/>
     <w:multiLevelType w:val="hybridMultilevel"/>
     <w:tmpl w:val="6B82DD0E"/>
@@ -400,7 +522,7 @@
       </w:rPr>
     </w:lvl>
   </w:abstractNum>
-  <w:abstractNum w:abstractNumId="1" w15:restartNumberingAfterBreak="0">
+  <w:abstractNum w:abstractNumId="2" w15:restartNumberingAfterBreak="0">
     <w:nsid w:val="560A0921"/>
     <w:multiLevelType w:val="hybridMultilevel"/>
     <w:tmpl w:val="2C90F640"/>
@@ -489,7 +611,7 @@
       </w:pPr>
     </w:lvl>
   </w:abstractNum>
-  <w:abstractNum w:abstractNumId="2" w15:restartNumberingAfterBreak="0">
+  <w:abstractNum w:abstractNumId="3" w15:restartNumberingAfterBreak="0">
     <w:nsid w:val="5689149F"/>
     <w:multiLevelType w:val="hybridMultilevel"/>
     <w:tmpl w:val="423A3784"/>
@@ -578,7 +700,7 @@
       </w:pPr>
     </w:lvl>
   </w:abstractNum>
-  <w:abstractNum w:abstractNumId="3" w15:restartNumberingAfterBreak="0">
+  <w:abstractNum w:abstractNumId="4" w15:restartNumberingAfterBreak="0">
     <w:nsid w:val="56AC58C9"/>
     <w:multiLevelType w:val="hybridMultilevel"/>
     <w:tmpl w:val="423A3784"/>
@@ -667,7 +789,7 @@
       </w:pPr>
     </w:lvl>
   </w:abstractNum>
-  <w:abstractNum w:abstractNumId="4" w15:restartNumberingAfterBreak="0">
+  <w:abstractNum w:abstractNumId="5" w15:restartNumberingAfterBreak="0">
     <w:nsid w:val="5865519B"/>
     <w:multiLevelType w:val="hybridMultilevel"/>
     <w:tmpl w:val="5FE0725A"/>
@@ -756,7 +878,7 @@
       </w:pPr>
     </w:lvl>
   </w:abstractNum>
-  <w:abstractNum w:abstractNumId="5" w15:restartNumberingAfterBreak="0">
+  <w:abstractNum w:abstractNumId="6" w15:restartNumberingAfterBreak="0">
     <w:nsid w:val="7A0B426A"/>
     <w:multiLevelType w:val="hybridMultilevel"/>
     <w:tmpl w:val="6352C9BA"/>
@@ -870,22 +992,25 @@
     </w:lvl>
   </w:abstractNum>
   <w:num w:numId="1" w16cid:durableId="1263950594">
+    <w:abstractNumId w:val="5"/>
+  </w:num>
+  <w:num w:numId="2" w16cid:durableId="59403327">
+    <w:abstractNumId w:val="6"/>
+  </w:num>
+  <w:num w:numId="3" w16cid:durableId="1322541074">
+    <w:abstractNumId w:val="1"/>
+  </w:num>
+  <w:num w:numId="4" w16cid:durableId="1087459624">
+    <w:abstractNumId w:val="3"/>
+  </w:num>
+  <w:num w:numId="5" w16cid:durableId="1865290009">
+    <w:abstractNumId w:val="2"/>
+  </w:num>
+  <w:num w:numId="6" w16cid:durableId="1783763648">
     <w:abstractNumId w:val="4"/>
   </w:num>
-  <w:num w:numId="2" w16cid:durableId="59403327">
-    <w:abstractNumId w:val="5"/>
-  </w:num>
-  <w:num w:numId="3" w16cid:durableId="1322541074">
+  <w:num w:numId="7" w16cid:durableId="990598955">
     <w:abstractNumId w:val="0"/>
-  </w:num>
-  <w:num w:numId="4" w16cid:durableId="1087459624">
-    <w:abstractNumId w:val="2"/>
-  </w:num>
-  <w:num w:numId="5" w16cid:durableId="1865290009">
-    <w:abstractNumId w:val="1"/>
-  </w:num>
-  <w:num w:numId="6" w16cid:durableId="1783763648">
-    <w:abstractNumId w:val="3"/>
   </w:num>
 </w:numbering>
 </file>
